--- a/요추추간판탈출증_진료지원간호사_매뉴얼_보강판.docx
+++ b/요추추간판탈출증_진료지원간호사_매뉴얼_보강판.docx
@@ -4948,7 +4948,7 @@
           <w:b/>
           <w:i w:val="0"/>
         </w:rPr>
-        <w:t>민감도는 높으나 특이도는 낮아</w:t>
+        <w:t>민감도는 높으나 특이도는 낮다</w:t>
       </w:r>
       <w:r>
         <w:rPr>
@@ -4956,7 +4956,7 @@
           <w:b w:val="0"/>
           <w:i w:val="0"/>
         </w:rPr>
-        <w:t xml:space="preserve"> 음성이면 L5·S1 탈출을 배제하는 데 도움이 된다. 반대쪽 다리를 들 때 환측 통증이 나타나는 </w:t>
+        <w:t xml:space="preserve">(메타분석 통합값: 민감도 0.91, 특이도 0.26). 반대쪽 다리를 들 때 환측 통증이 나타나는 </w:t>
       </w:r>
       <w:r>
         <w:rPr>
@@ -4988,7 +4988,7 @@
           <w:b w:val="0"/>
           <w:i w:val="0"/>
         </w:rPr>
-        <w:t>.</w:t>
+        <w:t>(민감도 0.29, 특이도 0.88; Devillé 2000).</w:t>
       </w:r>
     </w:p>
     <w:p>
@@ -6454,7 +6454,7 @@
           <w:i w:val="0"/>
           <w:sz w:val="19"/>
         </w:rPr>
-        <w:t xml:space="preserve">수술 효과에 대해서는, 수술군이 보존치료군보다 </w:t>
+        <w:t xml:space="preserve">수술 효과에 대해서는, 대표적 무작위 시험(SPORT, 증상 6주 이상 환자 501명)에서 수술군과 비수술군 모두 유의하게 호전되었고 </w:t>
       </w:r>
       <w:r>
         <w:rPr>
@@ -6463,7 +6463,7 @@
           <w:i w:val="0"/>
           <w:sz w:val="19"/>
         </w:rPr>
-        <w:t>초기 통증·기능 회복이 빠르지만 장기 결과의 차이는 연구마다 다르다</w:t>
+        <w:t>의도 치료(ITT) 분석에서는 두 군의 차이가 유의하지 않았다</w:t>
       </w:r>
       <w:r>
         <w:rPr>
@@ -6472,7 +6472,7 @@
           <w:i w:val="0"/>
           <w:sz w:val="19"/>
         </w:rPr>
-        <w:t>고 알려져 있다. 환자에게는 “수술 후에도 허리 통증이 완전히 없어지는 것은 아니고, 다리 통증 개선이 주된 목표”라고 현실적으로 설명한다.</w:t>
+        <w:t>. 치료받은 대로 분석(as-treated)에서는 수술군이 더 좋았으나 교차이행이 많아 우열을 단정하기 어렵다. 환자에게는 “수술 후에도 허리 통증이 완전히 없어지는 것은 아니고, 다리 통증 개선이 주된 목표”라고 현실적으로 설명한다.</w:t>
       </w:r>
     </w:p>
     <w:p>
@@ -12623,7 +12623,7 @@
           <w:i w:val="0"/>
           <w:sz w:val="18"/>
         </w:rPr>
-        <w:t>6. Weinstein JN, et al. Surgical vs nonoperative treatment for lumbar disk herniation: SPORT. JAMA 2006. (일반 지식 — 원문 재확인 필요)</w:t>
+        <w:t>6. Weinstein JN, et al. Surgical vs nonoperative treatment for lumbar disk herniation: the SPORT randomized trial. JAMA 2006. https://pmc.ncbi.nlm.nih.gov/articles/PMC2553805 — 검색 요약 확인.</w:t>
       </w:r>
     </w:p>
     <w:p>
@@ -12638,7 +12638,7 @@
           <w:i w:val="0"/>
           <w:sz w:val="18"/>
         </w:rPr>
-        <w:t>7. 대한척추신경외과학회 (Korean Spinal Neurosurgery Society); North American Spine Society (원 매뉴얼의 참고자료).</w:t>
+        <w:t>7. Devillé WL, et al. The test of Lasègue: systematic review of the accuracy in diagnosing herniated discs. Spine 2000. — SLR·교차 SLR 민감도/특이도 (검색 요약 확인).</w:t>
       </w:r>
     </w:p>
     <w:p>
@@ -12653,7 +12653,22 @@
           <w:i w:val="0"/>
           <w:sz w:val="18"/>
         </w:rPr>
-        <w:t>8. (원 매뉴얼 보유 자료) 그림 5~6: 순천향대학교 부천병원 척추센터 '척추근육 강화운동' 리플릿.</w:t>
+        <w:t>8. 대한척추신경외과학회 (Korean Spinal Neurosurgery Society); North American Spine Society (원 매뉴얼의 참고자료).</w:t>
+      </w:r>
+    </w:p>
+    <w:p>
+      <w:pPr>
+        <w:spacing w:before="0" w:after="40"/>
+        <w:ind w:left="340" w:hanging="340"/>
+      </w:pPr>
+      <w:r>
+        <w:rPr>
+          <w:rFonts w:ascii="맑은 고딕" w:hAnsi="맑은 고딕" w:eastAsia="맑은 고딕"/>
+          <w:b w:val="0"/>
+          <w:i w:val="0"/>
+          <w:sz w:val="18"/>
+        </w:rPr>
+        <w:t>9. (원 매뉴얼 보유 자료) 그림 5~6: 순천향대학교 부천병원 척추센터 '척추근육 강화운동' 리플릿.</w:t>
       </w:r>
     </w:p>
     <w:p>
